--- a/diplomna_rabota/Tekst_za_zashtitata.docx
+++ b/diplomna_rabota/Tekst_za_zashtitata.docx
@@ -2884,6 +2884,14 @@
     </w:p>
     <w:p>
       <w:pPr>
+        <w:keepNext w:val="false"/>
+      </w:pPr>
+      <w:r>
+        <w:t xml:space="preserve">Отговарям поред, с краткия отговор в рамката – едно-две изречения. Подробностите под нея са за допълнителни въпроси.</w:t>
+      </w:r>
+    </w:p>
+    <w:p>
+      <w:pPr>
         <w:pStyle w:val="Heading2"/>
       </w:pPr>
       <w:r>
@@ -2967,7 +2975,7 @@
                 <w:sz w:val="26"/>
                 <w:szCs w:val="26"/>
               </w:rPr>
-              <w:t xml:space="preserve">CSMA-CA означава Carrier Sense Multiple Access with Collision Avoidance – множествен достъп с проверка на заетостта на канала и избягване на сблъсъците. Това е методът за достъп в IEEE 802.11, с него работят и Wi-Fi, и ESP-NOW. Преди да предаде, станцията слуша канала. Ако е свободен за времето DIFS, 50 µs, изчаква още случаен брой слотове по 20 µs, от 0 до 31, и предава. Приемникът потвърждава след SIFS, 10 µs. Ако потвърждение няма, границата на изчакването се удвоява и кадърът се повтаря, до 7 опита. Сблъсъкът не може да се чуе по време на предаване, затова се избягва, а не се открива. Предимството пред честотното, времевото и кодовото разделяне е, че няма нужда от координатор, разпределяне на честоти или слотове и синхронизация. Каналът се заема само когато има данни. Недостатъкът е, че закъснението е случайно и расте при натоварване. В симулацията при зает канал средното закъснение нараства от 3,65 на 6,47 ms.</w:t>
+              <w:t xml:space="preserve">CSMA-CA е множествен достъп с проверка на канала и избягване на сблъсъците – станцията слуша канала, изчаква случайно време, предава и чака потвърждение, иначе повтаря. Предимството пред честотното, времевото и кодовото разделяне е, че не трябват координатор и синхронизация, а недостатъкът е случайното закъснение при натоварване.</w:t>
             </w:r>
           </w:p>
         </w:tc>
@@ -2977,6 +2985,21 @@
       <w:pPr>
         <w:keepNext w:val="false"/>
         <w:spacing w:before="200"/>
+      </w:pPr>
+      <w:r>
+        <w:rPr>
+          <w:b/>
+          <w:bCs/>
+        </w:rPr>
+        <w:t xml:space="preserve">Ако питат подробно:</w:t>
+      </w:r>
+      <w:r>
+        <w:t xml:space="preserve"> CSMA-CA означава Carrier Sense Multiple Access with Collision Avoidance – множествен достъп с проверка на заетостта на канала и избягване на сблъсъците. Това е методът за достъп в IEEE 802.11, с него работят и Wi-Fi, и ESP-NOW. Преди да предаде, станцията слуша канала. Ако е свободен за времето DIFS, 50 µs, изчаква още случаен брой слотове по 20 µs, от 0 до 31, и предава. Приемникът потвърждава след SIFS, 10 µs. Ако потвърждение няма, границата на изчакването се удвоява и кадърът се повтаря, до 7 опита. Сблъсъкът не може да се чуе по време на предаване, затова се избягва, а не се открива. Предимството пред честотното, времевото и кодовото разделяне е, че няма нужда от координатор, разпределяне на честоти или слотове и синхронизация. Каналът се заема само когато има данни. Недостатъкът е, че закъснението е случайно и расте при натоварване. В симулацията при зает канал средното закъснение нараства от 3,65 на 6,47 ms.</w:t>
+      </w:r>
+    </w:p>
+    <w:p>
+      <w:pPr>
+        <w:keepNext w:val="false"/>
       </w:pPr>
       <w:r>
         <w:rPr>
@@ -3074,7 +3097,7 @@
                 <w:sz w:val="26"/>
                 <w:szCs w:val="26"/>
               </w:rPr>
-              <w:t xml:space="preserve">VD1 е защитен диод, свързан успоредно на бобината на релето. При запушване на транзистора токът в бобината не може да спре мигновено и напрежението на колектора би скочило до стотици волта. Диодът затваря тока през себе си, колекторът остава около 5,7 V, а енергията около 0,38 mJ се разсейва в бобината с времеконстанта около 2,1 ms. Подбира се по обратно напрежение с голям запас над 5 V и по ток поне 71,4 mA, например 1N4148 или 1N4007. Минусът е, че релето се отпуска по-бавно, около 5 ms. Алтернативите са диод с ценеров диод или с резистор, TVS диод, RC верига, варистор или ключ с активно ограничаване. Те отпускат релето по-бързо, но ключът трябва да издържа по-високо напрежение. За нашите товари простият диод е най-подходящ.</w:t>
+              <w:t xml:space="preserve">VD1 поема тока на бобината, когато транзисторът се запуши, и колекторът остава около 5,7 V вместо стотици волтове; избира се с обратно напрежение над 5 V и ток поне 71,4 mA, например 1N4148. Ценеров диод, TVS или RC верига отпускат релето по-бързо, но ключът понася по-високо напрежение, затова простият диод е най-подходящ.</w:t>
             </w:r>
           </w:p>
         </w:tc>
@@ -3084,6 +3107,21 @@
       <w:pPr>
         <w:keepNext w:val="false"/>
         <w:spacing w:before="200"/>
+      </w:pPr>
+      <w:r>
+        <w:rPr>
+          <w:b/>
+          <w:bCs/>
+        </w:rPr>
+        <w:t xml:space="preserve">Ако питат подробно:</w:t>
+      </w:r>
+      <w:r>
+        <w:t xml:space="preserve"> VD1 е защитен диод, свързан успоредно на бобината на релето. При запушване на транзистора токът в бобината не може да спре мигновено и напрежението на колектора би скочило до стотици волта. Диодът затваря тока през себе си, колекторът остава около 5,7 V, а енергията около 0,38 mJ се разсейва в бобината с времеконстанта около 2,1 ms. Подбира се по обратно напрежение с голям запас над 5 V и по ток поне 71,4 mA, например 1N4148 или 1N4007. Минусът е, че релето се отпуска по-бавно, около 5 ms. Алтернативите са диод с ценеров диод или с резистор, TVS диод, RC верига, варистор или ключ с активно ограничаване. Те отпускат релето по-бързо, но ключът трябва да издържа по-високо напрежение. За нашите товари простият диод е най-подходящ.</w:t>
+      </w:r>
+    </w:p>
+    <w:p>
+      <w:pPr>
+        <w:keepNext w:val="false"/>
       </w:pPr>
       <w:r>
         <w:rPr>
@@ -3181,7 +3219,7 @@
                 <w:sz w:val="26"/>
                 <w:szCs w:val="26"/>
               </w:rPr>
-              <w:t xml:space="preserve">Подтеглящ резистор, pull-up, е резистор от входа към захранването. Когато нищо не управлява линията, той я „издърпва“ до логическа единица, за да не остане входът „висящ“ и да не чете случайни стойности от смущения. На стр. 25 става дума за бутоните. Те са свързани към маса, а резисторът е вграденият в ESP8266 и се включва програмно с INPUT_PULLUP. Отпуснат бутон дава 1, натиснат дава 0. Стойността е компромис: по-малкият резистор е по-устойчив на смущения, но пропуска по-голям ток при натиснат бутон.</w:t>
+              <w:t xml:space="preserve">Подтеглящият (pull-up) резистор свързва входа към захранването и го държи в единица, когато нищо не го управлява, за да не „виси“. На стр. 25 това е вграденият резистор на ESP8266 за бутоните – отпуснат бутон дава 1, натиснат – 0.</w:t>
             </w:r>
           </w:p>
         </w:tc>
@@ -3191,6 +3229,21 @@
       <w:pPr>
         <w:keepNext w:val="false"/>
         <w:spacing w:before="200"/>
+      </w:pPr>
+      <w:r>
+        <w:rPr>
+          <w:b/>
+          <w:bCs/>
+        </w:rPr>
+        <w:t xml:space="preserve">Ако питат подробно:</w:t>
+      </w:r>
+      <w:r>
+        <w:t xml:space="preserve"> Подтеглящ резистор, pull-up, е резистор от входа към захранването. Когато нищо не управлява линията, той я „издърпва“ до логическа единица, за да не остане входът „висящ“ и да не чете случайни стойности от смущения. На стр. 25 става дума за бутоните. Те са свързани към маса, а резисторът е вграденият в ESP8266 и се включва програмно с INPUT_PULLUP. Отпуснат бутон дава 1, натиснат дава 0. Стойността е компромис: по-малкият резистор е по-устойчив на смущения, но пропуска по-голям ток при натиснат бутон.</w:t>
+      </w:r>
+    </w:p>
+    <w:p>
+      <w:pPr>
+        <w:keepNext w:val="false"/>
       </w:pPr>
       <w:r>
         <w:rPr>
@@ -3288,7 +3341,7 @@
                 <w:sz w:val="26"/>
                 <w:szCs w:val="26"/>
               </w:rPr>
-              <w:t xml:space="preserve">ESP8266 няма вградена EEPROM – има само външна Flash памет. Библиотеката EEPROM заделя там сектор от 4 KB и държи копие в оперативната памет, а commit() го записва. Така настройките от UART се пазят без допълнителна памет. Сигнатурата не се изчислява – тя е постоянна стойност HMC1 в главния и HMS1 в подчинения възел. След нея е версията на формата. Последното поле е CRC-32 на всички предходни байтове, 240 в главния и 20 в подчинения възел. Използва се стандартният CRC-32 като в Ethernet: полином 0x04C11DB7, начална стойност 0xFFFFFFFF и инвертиране на резултата. При стартиране записът се чете, CRC се изчислява отново и се сравнява. Ако всичко съвпада, настройките се използват. Запис от версия 2 се прехвърля в новия формат, а във всички други случаи се зареждат фабричните настройки. Сигнатурата открива празна памет, версията – друг формат, а CRC – повреда, например при спиране на тока по време на запис.</w:t>
+              <w:t xml:space="preserve">ESP8266 няма вградена EEPROM, затова библиотеката я емулира в сектор от Flash паметта; сигнатурата е постоянна (HMC1 / HMS1), а CRC-32 е стандартният, като в Ethernet, върху всички байтове преди него. При старт CRC се изчислява отново и ако той или сигнатурата не съвпадат, се зареждат фабричните настройки.</w:t>
             </w:r>
           </w:p>
         </w:tc>
@@ -3298,6 +3351,21 @@
       <w:pPr>
         <w:keepNext w:val="false"/>
         <w:spacing w:before="200"/>
+      </w:pPr>
+      <w:r>
+        <w:rPr>
+          <w:b/>
+          <w:bCs/>
+        </w:rPr>
+        <w:t xml:space="preserve">Ако питат подробно:</w:t>
+      </w:r>
+      <w:r>
+        <w:t xml:space="preserve"> ESP8266 няма вградена EEPROM – има само външна Flash памет. Библиотеката EEPROM заделя там сектор от 4 KB и държи копие в оперативната памет, а commit() го записва. Така настройките от UART се пазят без допълнителна памет. Сигнатурата не се изчислява – тя е постоянна стойност HMC1 в главния и HMS1 в подчинения възел. След нея е версията на формата. Последното поле е CRC-32 на всички предходни байтове, 240 в главния и 20 в подчинения възел. Използва се стандартният CRC-32 като в Ethernet: полином 0x04C11DB7, начална стойност 0xFFFFFFFF и инвертиране на резултата. При стартиране записът се чете, CRC се изчислява отново и се сравнява. Ако всичко съвпада, настройките се използват. Запис от версия 2 се прехвърля в новия формат, а във всички други случаи се зареждат фабричните настройки. Сигнатурата открива празна памет, версията – друг формат, а CRC – повреда, например при спиране на тока по време на запис.</w:t>
+      </w:r>
+    </w:p>
+    <w:p>
+      <w:pPr>
+        <w:keepNext w:val="false"/>
       </w:pPr>
       <w:r>
         <w:rPr>
@@ -3395,7 +3463,7 @@
                 <w:sz w:val="26"/>
                 <w:szCs w:val="26"/>
               </w:rPr>
-              <w:t xml:space="preserve">BER е делът на грешните битове, а FER – делът на кадрите с поне една грешка, които приемникът отхвърля по контролната сума. Те зависят от отношението сигнал/шум и смущения на приемника и от модулацията. При 1 Mbit/s се ползва DBPSK с последователност на Баркер – най-устойчивата скорост, затова ESP-NOW я използва. FER зависи и от дължината на кадъра: FER = 1 − (1 − BER)^N. За отчет от около 1500 бита BER 10⁻⁵ дава FER около 1,5 %. Капацитетът по Шенън е C = B · log₂(1 + S/N) – колкото по-близо е скоростта до него, толкова повече грешки. Повторенията намаляват полезната скорост с множител (1 − FER). В работата при 7 опита отчетът се губи с вероятност FER⁷.</w:t>
+              <w:t xml:space="preserve">BER и FER зависят от отношението сигнал/шум и от модулацията, а FER – и от дължината на кадъра: FER = 1 − (1 − BER)^N. С капацитета ги свързва същото отношение сигнал/шум – C = B · log₂(1 + S/N), а повторенията намаляват полезната скорост с (1 − FER).</w:t>
             </w:r>
           </w:p>
         </w:tc>
@@ -3405,6 +3473,21 @@
       <w:pPr>
         <w:keepNext w:val="false"/>
         <w:spacing w:before="200"/>
+      </w:pPr>
+      <w:r>
+        <w:rPr>
+          <w:b/>
+          <w:bCs/>
+        </w:rPr>
+        <w:t xml:space="preserve">Ако питат подробно:</w:t>
+      </w:r>
+      <w:r>
+        <w:t xml:space="preserve"> BER е делът на грешните битове, а FER – делът на кадрите с поне една грешка, които приемникът отхвърля по контролната сума. Те зависят от отношението сигнал/шум и смущения на приемника и от модулацията. При 1 Mbit/s се ползва DBPSK с последователност на Баркер – най-устойчивата скорост, затова ESP-NOW я използва. FER зависи и от дължината на кадъра: FER = 1 − (1 − BER)^N. За отчет от около 1500 бита BER 10⁻⁵ дава FER около 1,5 %. Капацитетът по Шенън е C = B · log₂(1 + S/N) – колкото по-близо е скоростта до него, толкова повече грешки. Повторенията намаляват полезната скорост с множител (1 − FER). В работата при 7 опита отчетът се губи с вероятност FER⁷.</w:t>
+      </w:r>
+    </w:p>
+    <w:p>
+      <w:pPr>
+        <w:keepNext w:val="false"/>
       </w:pPr>
       <w:r>
         <w:rPr>
